--- a/reports/API_N1_Theo_Jira.docx
+++ b/reports/API_N1_Theo_Jira.docx
@@ -76,7 +76,7 @@
     </w:p>
     <w:p>
       <w:r>
-        <w:t>200: token và thông tin người dùng; 401 nếu sai thông tin.</w:t>
+        <w:t>200: token và thông tin người dùng; 401 nếu sai thông tin. Sau 5 lần sai liên tiếp: 429, Retry-After và details {code: LOGIN_TEMPORARILY_LOCKED, retry_after: số giây}. Khóa 15 giây theo yêu cầu điều chỉnh 18/10/2026; nhập đúng trong thời gian khóa vẫn bị chặn, hết hạn bắt đầu lại bộ đếm nếu tiếp tục nhập sai.</w:t>
       </w:r>
     </w:p>
     <w:p>
